--- a/external-course/external-course/stage1/report/_output/stage1-report.docx
+++ b/external-course/external-course/stage1/report/_output/stage1-report.docx
@@ -23,7 +23,7 @@
         <w:pStyle w:val="Author"/>
       </w:pPr>
       <w:r>
-        <w:t xml:space="preserve">Мазурский Александр Дмитриевич</w:t>
+        <w:t xml:space="preserve">Трусова Алина Александровна</w:t>
       </w:r>
     </w:p>
     <w:sdt>
@@ -851,7 +851,7 @@
         <w:pStyle w:val="BodyText"/>
       </w:pPr>
       <w:r>
-        <w:t xml:space="preserve">Ответ на изобрадении, остальные варианты в протоколе предусмотрены (рис.</w:t>
+        <w:t xml:space="preserve">Ответ на изображении, остальные варианты в протоколе предусмотрены (рис.</w:t>
       </w:r>
       <w:r>
         <w:t xml:space="preserve"> </w:t>
@@ -2080,7 +2080,7 @@
         <w:t xml:space="preserve"> </w:t>
       </w:r>
       <w:r>
-        <w:t xml:space="preserve">узнал о работе базовых сетевых протоколов, куки сетей Wi-Fi и браузера TOR.</w:t>
+        <w:t xml:space="preserve">я узнала о работе базовых сетевых протоколов, куки сетей Wi-Fi и браузера TOR.</w:t>
       </w:r>
     </w:p>
     <w:bookmarkEnd w:id="114"/>
